--- a/docs/Manual de Usuario - Geovisor Ecopedagogico.docx
+++ b/docs/Manual de Usuario - Geovisor Ecopedagogico.docx
@@ -153,7 +153,7 @@
           <w:color w:val="000000"/>
           <w:sz w:val="24"/>
         </w:rPr>
-        <w:t>Director: Diego Fernando Loaiza — Grupo de Investigación INFORMA</w:t>
+        <w:t>Dirección: Diego Fernando Loaiza y Silvia Andrea Quijano Pérez — Grupo de Investigación COMBA I+D</w:t>
       </w:r>
     </w:p>
     <w:p>
@@ -464,7 +464,7 @@
       <w:r>
         <w:drawing>
           <wp:inline xmlns:a="http://schemas.openxmlformats.org/drawingml/2006/main" xmlns:pic="http://schemas.openxmlformats.org/drawingml/2006/picture">
-            <wp:extent cx="5943600" cy="636814"/>
+            <wp:extent cx="5943600" cy="545841"/>
             <wp:docPr id="1" name="Picture 1"/>
             <wp:cNvGraphicFramePr>
               <a:graphicFrameLocks noChangeAspect="1"/>
@@ -485,7 +485,7 @@
                   <pic:spPr>
                     <a:xfrm>
                       <a:off x="0" y="0"/>
-                      <a:ext cx="5943600" cy="636814"/>
+                      <a:ext cx="5943600" cy="545841"/>
                     </a:xfrm>
                     <a:prstGeom prst="rect"/>
                   </pic:spPr>
@@ -1053,7 +1053,7 @@
       <w:r>
         <w:drawing>
           <wp:inline xmlns:a="http://schemas.openxmlformats.org/drawingml/2006/main" xmlns:pic="http://schemas.openxmlformats.org/drawingml/2006/picture">
-            <wp:extent cx="5943600" cy="3050263"/>
+            <wp:extent cx="5943600" cy="3350406"/>
             <wp:docPr id="2" name="Picture 2"/>
             <wp:cNvGraphicFramePr>
               <a:graphicFrameLocks noChangeAspect="1"/>
@@ -1074,7 +1074,7 @@
                   <pic:spPr>
                     <a:xfrm>
                       <a:off x="0" y="0"/>
-                      <a:ext cx="5943600" cy="3050263"/>
+                      <a:ext cx="5943600" cy="3350406"/>
                     </a:xfrm>
                     <a:prstGeom prst="rect"/>
                   </pic:spPr>
@@ -1188,7 +1188,7 @@
       <w:r>
         <w:drawing>
           <wp:inline xmlns:a="http://schemas.openxmlformats.org/drawingml/2006/main" xmlns:pic="http://schemas.openxmlformats.org/drawingml/2006/picture">
-            <wp:extent cx="5943600" cy="1037009"/>
+            <wp:extent cx="5943600" cy="1399761"/>
             <wp:docPr id="3" name="Picture 3"/>
             <wp:cNvGraphicFramePr>
               <a:graphicFrameLocks noChangeAspect="1"/>
@@ -1209,7 +1209,7 @@
                   <pic:spPr>
                     <a:xfrm>
                       <a:off x="0" y="0"/>
-                      <a:ext cx="5943600" cy="1037009"/>
+                      <a:ext cx="5943600" cy="1399761"/>
                     </a:xfrm>
                     <a:prstGeom prst="rect"/>
                   </pic:spPr>
@@ -1277,7 +1277,7 @@
           <w:color w:val="000000"/>
           <w:sz w:val="24"/>
         </w:rPr>
-        <w:t>Contiene las seis categorías de capas organizadas en un acordeón. Al abrir una categoría y marcar una capa, esta muestra su control de opacidad y su leyenda de colores.</w:t>
+        <w:t>Contiene las seis categorías de capas organizadas en un acordeón. Al abrir una categoría y marcar una capa, esta muestra su control de opacidad y su leyenda de colores. Debajo de cada capa se indica la entidad que produce sus datos (CVC, IDEAM o IGAC); las capas rotuladas como Ilustrativo son ejemplos preparados para el prototipo y no datos oficiales.</w:t>
       </w:r>
     </w:p>
     <w:p>
@@ -1537,7 +1537,7 @@
       <w:r>
         <w:drawing>
           <wp:inline xmlns:a="http://schemas.openxmlformats.org/drawingml/2006/main" xmlns:pic="http://schemas.openxmlformats.org/drawingml/2006/picture">
-            <wp:extent cx="5943600" cy="864248"/>
+            <wp:extent cx="5943600" cy="1235723"/>
             <wp:docPr id="4" name="Picture 4"/>
             <wp:cNvGraphicFramePr>
               <a:graphicFrameLocks noChangeAspect="1"/>
@@ -1558,7 +1558,7 @@
                   <pic:spPr>
                     <a:xfrm>
                       <a:off x="0" y="0"/>
-                      <a:ext cx="5943600" cy="864248"/>
+                      <a:ext cx="5943600" cy="1235723"/>
                     </a:xfrm>
                     <a:prstGeom prst="rect"/>
                   </pic:spPr>
@@ -1672,7 +1672,7 @@
       <w:r>
         <w:drawing>
           <wp:inline xmlns:a="http://schemas.openxmlformats.org/drawingml/2006/main" xmlns:pic="http://schemas.openxmlformats.org/drawingml/2006/picture">
-            <wp:extent cx="5943600" cy="1152331"/>
+            <wp:extent cx="5943600" cy="1364602"/>
             <wp:docPr id="5" name="Picture 5"/>
             <wp:cNvGraphicFramePr>
               <a:graphicFrameLocks noChangeAspect="1"/>
@@ -1693,7 +1693,7 @@
                   <pic:spPr>
                     <a:xfrm>
                       <a:off x="0" y="0"/>
-                      <a:ext cx="5943600" cy="1152331"/>
+                      <a:ext cx="5943600" cy="1364602"/>
                     </a:xfrm>
                     <a:prstGeom prst="rect"/>
                   </pic:spPr>
@@ -2465,7 +2465,7 @@
       <w:r>
         <w:drawing>
           <wp:inline xmlns:a="http://schemas.openxmlformats.org/drawingml/2006/main" xmlns:pic="http://schemas.openxmlformats.org/drawingml/2006/picture">
-            <wp:extent cx="5943600" cy="523097"/>
+            <wp:extent cx="5943600" cy="561003"/>
             <wp:docPr id="6" name="Picture 6"/>
             <wp:cNvGraphicFramePr>
               <a:graphicFrameLocks noChangeAspect="1"/>
@@ -2486,7 +2486,7 @@
                   <pic:spPr>
                     <a:xfrm>
                       <a:off x="0" y="0"/>
-                      <a:ext cx="5943600" cy="523097"/>
+                      <a:ext cx="5943600" cy="561003"/>
                     </a:xfrm>
                     <a:prstGeom prst="rect"/>
                   </pic:spPr>
@@ -2600,7 +2600,7 @@
       <w:r>
         <w:drawing>
           <wp:inline xmlns:a="http://schemas.openxmlformats.org/drawingml/2006/main" xmlns:pic="http://schemas.openxmlformats.org/drawingml/2006/picture">
-            <wp:extent cx="5943600" cy="1588507"/>
+            <wp:extent cx="5943600" cy="2069076"/>
             <wp:docPr id="7" name="Picture 7"/>
             <wp:cNvGraphicFramePr>
               <a:graphicFrameLocks noChangeAspect="1"/>
@@ -2621,7 +2621,7 @@
                   <pic:spPr>
                     <a:xfrm>
                       <a:off x="0" y="0"/>
-                      <a:ext cx="5943600" cy="1588507"/>
+                      <a:ext cx="5943600" cy="2069076"/>
                     </a:xfrm>
                     <a:prstGeom prst="rect"/>
                   </pic:spPr>
@@ -2875,7 +2875,7 @@
       <w:r>
         <w:drawing>
           <wp:inline xmlns:a="http://schemas.openxmlformats.org/drawingml/2006/main" xmlns:pic="http://schemas.openxmlformats.org/drawingml/2006/picture">
-            <wp:extent cx="5943600" cy="432124"/>
+            <wp:extent cx="5943600" cy="553422"/>
             <wp:docPr id="8" name="Picture 8"/>
             <wp:cNvGraphicFramePr>
               <a:graphicFrameLocks noChangeAspect="1"/>
@@ -2896,7 +2896,7 @@
                   <pic:spPr>
                     <a:xfrm>
                       <a:off x="0" y="0"/>
-                      <a:ext cx="5943600" cy="432124"/>
+                      <a:ext cx="5943600" cy="553422"/>
                     </a:xfrm>
                     <a:prstGeom prst="rect"/>
                   </pic:spPr>
@@ -3027,7 +3027,7 @@
       <w:r>
         <w:drawing>
           <wp:inline xmlns:a="http://schemas.openxmlformats.org/drawingml/2006/main" xmlns:pic="http://schemas.openxmlformats.org/drawingml/2006/picture">
-            <wp:extent cx="5943600" cy="2228850"/>
+            <wp:extent cx="5943600" cy="2206107"/>
             <wp:docPr id="9" name="Picture 9"/>
             <wp:cNvGraphicFramePr>
               <a:graphicFrameLocks noChangeAspect="1"/>
@@ -3048,7 +3048,7 @@
                   <pic:spPr>
                     <a:xfrm>
                       <a:off x="0" y="0"/>
-                      <a:ext cx="5943600" cy="2228850"/>
+                      <a:ext cx="5943600" cy="2206107"/>
                     </a:xfrm>
                     <a:prstGeom prst="rect"/>
                   </pic:spPr>
@@ -3279,6 +3279,67 @@
                 <w:color w:val="000000"/>
                 <w:sz w:val="22"/>
               </w:rPr>
+              <w:t>Aviso «el servicio no respondió»</w:t>
+            </w:r>
+          </w:p>
+        </w:tc>
+        <w:tc>
+          <w:tcPr>
+            <w:tcW w:type="dxa" w:w="6192"/>
+            <w:tcBorders>
+              <w:top w:val="nil"/>
+              <w:bottom w:val="nil"/>
+              <w:left w:val="nil"/>
+              <w:right w:val="nil"/>
+            </w:tcBorders>
+          </w:tcPr>
+          <w:p>
+            <w:pPr>
+              <w:keepNext/>
+              <w:spacing w:line="240" w:lineRule="auto" w:after="60" w:before="60"/>
+            </w:pPr>
+            <w:r/>
+            <w:r>
+              <w:rPr>
+                <w:rFonts w:ascii="Times New Roman" w:hAnsi="Times New Roman" w:cs="Times New Roman"/>
+                <w:b w:val="0"/>
+                <w:i w:val="0"/>
+                <w:color w:val="000000"/>
+                <w:sz w:val="22"/>
+              </w:rPr>
+              <w:t>La entidad que publica la capa WMS no está disponible; intentar más tarde</w:t>
+            </w:r>
+          </w:p>
+        </w:tc>
+      </w:tr>
+      <w:tr>
+        <w:trPr>
+          <w:cantSplit/>
+        </w:trPr>
+        <w:tc>
+          <w:tcPr>
+            <w:tcW w:type="dxa" w:w="3168"/>
+            <w:tcBorders>
+              <w:top w:val="nil"/>
+              <w:bottom w:val="nil"/>
+              <w:left w:val="nil"/>
+              <w:right w:val="nil"/>
+            </w:tcBorders>
+          </w:tcPr>
+          <w:p>
+            <w:pPr>
+              <w:keepNext/>
+              <w:spacing w:line="240" w:lineRule="auto" w:after="60" w:before="60"/>
+            </w:pPr>
+            <w:r/>
+            <w:r>
+              <w:rPr>
+                <w:rFonts w:ascii="Times New Roman" w:hAnsi="Times New Roman" w:cs="Times New Roman"/>
+                <w:b w:val="0"/>
+                <w:i w:val="0"/>
+                <w:color w:val="000000"/>
+                <w:sz w:val="22"/>
+              </w:rPr>
               <w:t>Un video no abre</w:t>
             </w:r>
           </w:p>
@@ -3477,7 +3538,7 @@
           <w:color w:val="000000"/>
           <w:sz w:val="24"/>
         </w:rPr>
-        <w:t>Corporación Autónoma Regional del Valle del Cauca. (2024). Portal GeoCVC. https://geo.cvc.gov.co/inicio/</w:t>
+        <w:t>Corporación Autónoma Regional del Valle del Cauca. (2026). Portal GeoCVC [Servicios WMS y FeatureServer]. https://portal-geo.cvc.gov.co</w:t>
       </w:r>
     </w:p>
     <w:p>

--- a/docs/Manual de Usuario - Geovisor Ecopedagogico.docx
+++ b/docs/Manual de Usuario - Geovisor Ecopedagogico.docx
@@ -1278,6 +1278,24 @@
           <w:sz w:val="24"/>
         </w:rPr>
         <w:t>Contiene las seis categorías de capas organizadas en un acordeón. Al abrir una categoría y marcar una capa, esta muestra su control de opacidad y su leyenda de colores. Debajo de cada capa se indica la entidad que produce sus datos (CVC, IDEAM o IGAC); las capas rotuladas como Ilustrativo son ejemplos preparados para el prototipo y no datos oficiales.</w:t>
+      </w:r>
+    </w:p>
+    <w:p>
+      <w:pPr>
+        <w:keepNext w:val="0"/>
+        <w:spacing w:line="480" w:lineRule="auto" w:after="0" w:before="0"/>
+        <w:ind w:firstLine="720"/>
+        <w:jc w:val="both"/>
+      </w:pPr>
+      <w:r>
+        <w:rPr>
+          <w:rFonts w:ascii="Times New Roman" w:hAnsi="Times New Roman" w:cs="Times New Roman"/>
+          <w:b w:val="0"/>
+          <w:i w:val="0"/>
+          <w:color w:val="000000"/>
+          <w:sz w:val="24"/>
+        </w:rPr>
+        <w:t>La barra superior incluye el interruptor de modo día y modo noche. El modo noche oscurece la interfaz y el mapa base para trabajar con poca luz; el Geovisor recuerda la elección en ese navegador.</w:t>
       </w:r>
     </w:p>
     <w:p>

--- a/docs/Manual de Usuario - Geovisor Ecopedagogico.docx
+++ b/docs/Manual de Usuario - Geovisor Ecopedagogico.docx
@@ -1295,7 +1295,7 @@
           <w:color w:val="000000"/>
           <w:sz w:val="24"/>
         </w:rPr>
-        <w:t>La barra superior incluye el interruptor de modo día y modo noche. El modo noche oscurece la interfaz y el mapa base para trabajar con poca luz; el Geovisor recuerda la elección en ese navegador.</w:t>
+        <w:t>La barra superior incluye el interruptor de modo día y modo noche. El modo noche oscurece la interfaz y el mapa base para trabajar con poca luz. El Geovisor siempre abre en modo día; el modo noche se mantiene mientras la pestaña esté abierta.</w:t>
       </w:r>
     </w:p>
     <w:p>
